--- a/public/templates/acta_entregaequipo_cuadrilla_nuevo.docx
+++ b/public/templates/acta_entregaequipo_cuadrilla_nuevo.docx
@@ -374,25 +374,7 @@
                 <w:color w:val="000000"/>
                 <w:sz w:val="20"/>
               </w:rPr>
-              <w:t>${</w:t>
-            </w:r>
-            <w:proofErr w:type="spellStart"/>
-            <w:r>
-              <w:rPr>
-                <w:rFonts w:ascii="Arial" w:eastAsia="Century" w:hAnsi="Arial" w:cs="Arial"/>
-                <w:color w:val="000000"/>
-                <w:sz w:val="20"/>
-              </w:rPr>
-              <w:t>descripcion</w:t>
-            </w:r>
-            <w:proofErr w:type="spellEnd"/>
-            <w:r>
-              <w:rPr>
-                <w:rFonts w:ascii="Arial" w:eastAsia="Century" w:hAnsi="Arial" w:cs="Arial"/>
-                <w:color w:val="000000"/>
-                <w:sz w:val="20"/>
-              </w:rPr>
-              <w:t>}</w:t>
+              <w:t>${descripcion}</w:t>
             </w:r>
           </w:p>
         </w:tc>
@@ -685,15 +667,7 @@
     </w:p>
     <w:p>
       <w:r>
-        <w:t>${</w:t>
-      </w:r>
-      <w:proofErr w:type="spellStart"/>
-      <w:r>
-        <w:t>firma_responsable</w:t>
-      </w:r>
-      <w:proofErr w:type="spellEnd"/>
-      <w:r>
-        <w:t>}</w:t>
+        <w:t>${firma_responsable}</w:t>
       </w:r>
     </w:p>
     <w:p>
@@ -707,16 +681,11 @@
         </w:sectPr>
       </w:pPr>
       <w:r>
-        <w:t>${</w:t>
-      </w:r>
-      <w:proofErr w:type="spellStart"/>
-      <w:r>
-        <w:t>firma_re</w:t>
+        <w:t>${firma_re</w:t>
       </w:r>
       <w:r>
         <w:t>ceptor</w:t>
       </w:r>
-      <w:proofErr w:type="spellEnd"/>
       <w:r>
         <w:t>}</w:t>
       </w:r>
@@ -872,25 +841,7 @@
                 <w:sz w:val="20"/>
                 <w:szCs w:val="20"/>
               </w:rPr>
-              <w:t>${</w:t>
-            </w:r>
-            <w:proofErr w:type="spellStart"/>
-            <w:r>
-              <w:rPr>
-                <w:rFonts w:ascii="Arial" w:eastAsia="Arial" w:hAnsi="Arial" w:cs="Arial"/>
-                <w:sz w:val="20"/>
-                <w:szCs w:val="20"/>
-              </w:rPr>
-              <w:t>cuadrilla_nombre</w:t>
-            </w:r>
-            <w:proofErr w:type="spellEnd"/>
-            <w:r>
-              <w:rPr>
-                <w:rFonts w:ascii="Arial" w:eastAsia="Arial" w:hAnsi="Arial" w:cs="Arial"/>
-                <w:sz w:val="20"/>
-                <w:szCs w:val="20"/>
-              </w:rPr>
-              <w:t>}</w:t>
+              <w:t>${cuadrilla_nombre}</w:t>
             </w:r>
           </w:p>
           <w:p>
@@ -1059,25 +1010,7 @@
                 <w:sz w:val="20"/>
                 <w:szCs w:val="20"/>
               </w:rPr>
-              <w:t>${</w:t>
-            </w:r>
-            <w:proofErr w:type="spellStart"/>
-            <w:r>
-              <w:rPr>
-                <w:rFonts w:ascii="Arial" w:hAnsi="Arial" w:cs="Arial"/>
-                <w:sz w:val="20"/>
-                <w:szCs w:val="20"/>
-              </w:rPr>
-              <w:t>cuadrilla_nombre</w:t>
-            </w:r>
-            <w:proofErr w:type="spellEnd"/>
-            <w:r>
-              <w:rPr>
-                <w:rFonts w:ascii="Arial" w:hAnsi="Arial" w:cs="Arial"/>
-                <w:sz w:val="20"/>
-                <w:szCs w:val="20"/>
-              </w:rPr>
-              <w:t>}</w:t>
+              <w:t>${cuadrilla_nombre}</w:t>
             </w:r>
           </w:p>
           <w:p>
@@ -1103,11 +1036,8 @@
     </w:tbl>
     <w:p>
       <w:pPr>
-        <w:tabs>
-          <w:tab w:val="center" w:pos="4525"/>
-          <w:tab w:val="right" w:pos="9050"/>
-        </w:tabs>
-        <w:jc w:val="center"/>
+        <w:ind w:right="543"/>
+        <w:jc w:val="right"/>
         <w:rPr>
           <w:rFonts w:ascii="Arial" w:eastAsia="Arial" w:hAnsi="Arial" w:cs="Arial"/>
           <w:sz w:val="24"/>
@@ -1115,137 +1045,75 @@
           <w:lang w:val="es-419"/>
         </w:rPr>
       </w:pPr>
-      <w:r>
-        <w:rPr>
-          <w:rFonts w:ascii="Arial" w:eastAsia="Arial" w:hAnsi="Arial" w:cs="Arial"/>
-          <w:sz w:val="24"/>
-          <w:szCs w:val="24"/>
-          <w:lang w:val="es-419"/>
-        </w:rPr>
-        <w:t>Entregado</w:t>
-      </w:r>
-      <w:r>
-        <w:rPr>
-          <w:rFonts w:ascii="Arial" w:eastAsia="Arial" w:hAnsi="Arial" w:cs="Arial"/>
-          <w:sz w:val="24"/>
-          <w:szCs w:val="24"/>
-          <w:lang w:val="es-419"/>
-        </w:rPr>
-        <w:t xml:space="preserve"> por</w:t>
-      </w:r>
-    </w:p>
-    <w:p>
-      <w:pPr>
-        <w:tabs>
-          <w:tab w:val="center" w:pos="4525"/>
-          <w:tab w:val="right" w:pos="9050"/>
-        </w:tabs>
-        <w:jc w:val="center"/>
-        <w:rPr>
-          <w:rFonts w:ascii="Arial" w:eastAsia="Arial" w:hAnsi="Arial" w:cs="Arial"/>
-          <w:sz w:val="24"/>
-          <w:szCs w:val="24"/>
-          <w:lang w:val="es-419"/>
-        </w:rPr>
-      </w:pPr>
-    </w:p>
-    <w:p>
-      <w:pPr>
-        <w:tabs>
-          <w:tab w:val="left" w:pos="1440"/>
-        </w:tabs>
-        <w:ind w:right="-1347"/>
-        <w:rPr>
-          <w:rFonts w:ascii="Arial" w:eastAsia="Arial" w:hAnsi="Arial" w:cs="Arial"/>
-          <w:sz w:val="20"/>
-          <w:szCs w:val="20"/>
-        </w:rPr>
-      </w:pPr>
-      <w:r>
-        <w:rPr>
-          <w:rFonts w:ascii="Arial" w:eastAsia="Arial" w:hAnsi="Arial" w:cs="Arial"/>
-          <w:sz w:val="20"/>
-          <w:szCs w:val="20"/>
-        </w:rPr>
-        <w:t xml:space="preserve">                                                     </w:t>
-      </w:r>
-      <w:r>
-        <w:rPr>
-          <w:rFonts w:ascii="Arial" w:eastAsia="Arial" w:hAnsi="Arial" w:cs="Arial"/>
-          <w:sz w:val="20"/>
-          <w:szCs w:val="20"/>
-        </w:rPr>
-        <w:t>___________________________</w:t>
-      </w:r>
-    </w:p>
-    <w:p>
-      <w:pPr>
-        <w:tabs>
-          <w:tab w:val="left" w:pos="1440"/>
-        </w:tabs>
-        <w:spacing w:after="0"/>
-        <w:jc w:val="center"/>
-        <w:rPr>
-          <w:rFonts w:ascii="Arial" w:eastAsia="Arial" w:hAnsi="Arial" w:cs="Arial"/>
-          <w:sz w:val="20"/>
-          <w:szCs w:val="20"/>
-        </w:rPr>
-      </w:pPr>
-      <w:r>
-        <w:rPr>
-          <w:rFonts w:ascii="Arial" w:eastAsia="Arial" w:hAnsi="Arial" w:cs="Arial"/>
-          <w:sz w:val="20"/>
-          <w:szCs w:val="20"/>
-        </w:rPr>
-        <w:t>Nombre: Abraham Izurieta</w:t>
-      </w:r>
-    </w:p>
-    <w:p>
-      <w:pPr>
-        <w:tabs>
-          <w:tab w:val="left" w:pos="1440"/>
-        </w:tabs>
-        <w:spacing w:after="0"/>
-        <w:jc w:val="center"/>
-        <w:rPr>
-          <w:rFonts w:ascii="Arial" w:eastAsia="Arial" w:hAnsi="Arial" w:cs="Arial"/>
-          <w:sz w:val="20"/>
-          <w:szCs w:val="20"/>
-        </w:rPr>
-      </w:pPr>
-      <w:r>
-        <w:rPr>
-          <w:rFonts w:ascii="Arial" w:eastAsia="Arial" w:hAnsi="Arial" w:cs="Arial"/>
-          <w:sz w:val="20"/>
-          <w:szCs w:val="20"/>
-        </w:rPr>
-        <w:t>Cedula: 0918663410</w:t>
-      </w:r>
     </w:p>
     <w:p>
       <w:pPr>
         <w:ind w:right="543"/>
         <w:jc w:val="right"/>
         <w:rPr>
+          <w:rFonts w:ascii="Arial" w:eastAsia="Arial" w:hAnsi="Arial" w:cs="Arial"/>
+          <w:sz w:val="24"/>
+          <w:szCs w:val="24"/>
+          <w:lang w:val="es-419"/>
+        </w:rPr>
+      </w:pPr>
+    </w:p>
+    <w:p>
+      <w:pPr>
+        <w:ind w:right="543"/>
+        <w:jc w:val="right"/>
+        <w:rPr>
+          <w:rFonts w:ascii="Arial" w:eastAsia="Arial" w:hAnsi="Arial" w:cs="Arial"/>
+          <w:sz w:val="24"/>
+          <w:szCs w:val="24"/>
+          <w:lang w:val="es-419"/>
+        </w:rPr>
+      </w:pPr>
+    </w:p>
+    <w:p>
+      <w:pPr>
+        <w:ind w:right="543"/>
+        <w:jc w:val="right"/>
+        <w:rPr>
+          <w:rFonts w:ascii="Arial" w:eastAsia="Arial" w:hAnsi="Arial" w:cs="Arial"/>
+          <w:sz w:val="24"/>
+          <w:szCs w:val="24"/>
+          <w:lang w:val="es-419"/>
+        </w:rPr>
+      </w:pPr>
+    </w:p>
+    <w:p>
+      <w:pPr>
+        <w:ind w:right="543"/>
+        <w:jc w:val="right"/>
+        <w:rPr>
+          <w:rFonts w:ascii="Arial" w:eastAsia="Arial" w:hAnsi="Arial" w:cs="Arial"/>
+          <w:sz w:val="24"/>
+          <w:szCs w:val="24"/>
+          <w:lang w:val="es-419"/>
+        </w:rPr>
+      </w:pPr>
+    </w:p>
+    <w:p>
+      <w:pPr>
+        <w:ind w:right="543"/>
+        <w:jc w:val="right"/>
+        <w:rPr>
+          <w:rFonts w:ascii="Arial" w:eastAsia="Arial" w:hAnsi="Arial" w:cs="Arial"/>
+          <w:sz w:val="24"/>
+          <w:szCs w:val="24"/>
+          <w:lang w:val="es-419"/>
+        </w:rPr>
+      </w:pPr>
+    </w:p>
+    <w:p>
+      <w:pPr>
+        <w:ind w:right="543"/>
+        <w:jc w:val="right"/>
+        <w:rPr>
           <w:lang w:val="en-US"/>
         </w:rPr>
       </w:pPr>
-      <w:r>
-        <w:rPr>
-          <w:rFonts w:ascii="Arial" w:eastAsia="Arial" w:hAnsi="Arial" w:cs="Arial"/>
-          <w:sz w:val="17"/>
-          <w:szCs w:val="17"/>
-        </w:rPr>
-        <w:t xml:space="preserve">         </w:t>
-      </w:r>
-      <w:r>
-        <w:rPr>
-          <w:rFonts w:ascii="Arial" w:eastAsia="Arial" w:hAnsi="Arial" w:cs="Arial"/>
-          <w:sz w:val="17"/>
-          <w:szCs w:val="17"/>
-        </w:rPr>
-        <w:t xml:space="preserve">           </w:t>
-      </w:r>
       <w:r>
         <w:rPr>
           <w:rFonts w:ascii="Arial" w:eastAsia="Arial" w:hAnsi="Arial" w:cs="Arial"/>
@@ -1253,7 +1121,7 @@
           <w:szCs w:val="17"/>
           <w:lang w:val="en-US"/>
         </w:rPr>
-        <w:t xml:space="preserve">FOR-TIC-08v1. </w:t>
+        <w:t xml:space="preserve">  </w:t>
       </w:r>
       <w:r>
         <w:rPr>
@@ -1262,9 +1130,8 @@
           <w:szCs w:val="17"/>
           <w:lang w:val="en-US"/>
         </w:rPr>
-        <w:t xml:space="preserve">REV: 01 </w:t>
-      </w:r>
-      <w:proofErr w:type="spellStart"/>
+        <w:t xml:space="preserve">FOR-TIC-08v1. </w:t>
+      </w:r>
       <w:r>
         <w:rPr>
           <w:rFonts w:ascii="Arial" w:eastAsia="Arial" w:hAnsi="Arial" w:cs="Arial"/>
@@ -1272,17 +1139,7 @@
           <w:szCs w:val="17"/>
           <w:lang w:val="en-US"/>
         </w:rPr>
-        <w:t>Fecha</w:t>
-      </w:r>
-      <w:proofErr w:type="spellEnd"/>
-      <w:r>
-        <w:rPr>
-          <w:rFonts w:ascii="Arial" w:eastAsia="Arial" w:hAnsi="Arial" w:cs="Arial"/>
-          <w:sz w:val="17"/>
-          <w:szCs w:val="17"/>
-          <w:lang w:val="en-US"/>
-        </w:rPr>
-        <w:t xml:space="preserve">: </w:t>
+        <w:t xml:space="preserve">REV: 01 Fecha: </w:t>
       </w:r>
       <w:r>
         <w:rPr>
